--- a/Taller_13.docx
+++ b/Taller_13.docx
@@ -4939,8 +4939,14 @@
       </w:tr>
     </w:tbl>
     <w:p>
+      <w:pPr>
+        <w:pStyle w:val="Ttulo1"/>
+      </w:pPr>
       <w:r>
         <w:t xml:space="preserve"> </w:t>
+      </w:r>
+      <w:r>
+        <w:t xml:space="preserve">Plan de gestión </w:t>
       </w:r>
     </w:p>
     <w:sectPr>
